--- a/Dokumentacja.docx
+++ b/Dokumentacja.docx
@@ -16,44 +16,16 @@
           <w:szCs w:val="24"/>
           <w:lang w:val="en-US"/>
         </w:rPr>
-        <w:t xml:space="preserve">Jakub </w:t>
-      </w:r>
-      <w:proofErr w:type="spellStart"/>
+        <w:t>Jakub Tułacz</w:t>
+      </w:r>
       <w:r>
         <w:rPr>
           <w:sz w:val="24"/>
           <w:szCs w:val="24"/>
           <w:lang w:val="en-US"/>
         </w:rPr>
-        <w:t>Tułacz</w:t>
-      </w:r>
-      <w:proofErr w:type="spellEnd"/>
-      <w:r>
-        <w:rPr>
-          <w:sz w:val="24"/>
-          <w:szCs w:val="24"/>
-          <w:lang w:val="en-US"/>
-        </w:rPr>
         <w:br/>
-        <w:t xml:space="preserve">Nr </w:t>
-      </w:r>
-      <w:proofErr w:type="spellStart"/>
-      <w:r>
-        <w:rPr>
-          <w:sz w:val="24"/>
-          <w:szCs w:val="24"/>
-          <w:lang w:val="en-US"/>
-        </w:rPr>
-        <w:t>albumu</w:t>
-      </w:r>
-      <w:proofErr w:type="spellEnd"/>
-      <w:r>
-        <w:rPr>
-          <w:sz w:val="24"/>
-          <w:szCs w:val="24"/>
-          <w:lang w:val="en-US"/>
-        </w:rPr>
-        <w:t xml:space="preserve"> 95710</w:t>
+        <w:t>Nr albumu 95710</w:t>
       </w:r>
     </w:p>
     <w:p>
@@ -70,7 +42,6 @@
           <w:lang w:val="en-US"/>
         </w:rPr>
       </w:pPr>
-      <w:proofErr w:type="spellStart"/>
       <w:r>
         <w:rPr>
           <w:b/>
@@ -81,7 +52,6 @@
         </w:rPr>
         <w:t>FitTracker</w:t>
       </w:r>
-      <w:proofErr w:type="spellEnd"/>
     </w:p>
     <w:p>
       <w:pPr>
@@ -111,21 +81,8 @@
       </w:r>
     </w:p>
     <w:p>
-      <w:proofErr w:type="spellStart"/>
-      <w:r>
-        <w:t>FitTracker</w:t>
-      </w:r>
-      <w:proofErr w:type="spellEnd"/>
-      <w:r>
-        <w:t xml:space="preserve"> to aplikacja służąca do śledzenia aktywności fizycznej użytkownika. Umożliwia dodawanie, edytowanie oraz usuwanie treningów. System składa się z trzech warstw: </w:t>
-      </w:r>
-      <w:proofErr w:type="spellStart"/>
-      <w:r>
-        <w:t>backendu</w:t>
-      </w:r>
-      <w:proofErr w:type="spellEnd"/>
-      <w:r>
-        <w:t>, aplikacji PWA oraz aplikacji mobilnej.</w:t>
+      <w:r>
+        <w:t>FitTracker to aplikacja służąca do śledzenia aktywności fizycznej użytkownika. Umożliwia dodawanie, edytowanie oraz usuwanie treningów. System składa się z trzech warstw: backendu, aplikacji PWA oraz aplikacji mobilnej.</w:t>
       </w:r>
     </w:p>
     <w:p>
@@ -155,13 +112,8 @@
           <w:numId w:val="1"/>
         </w:numPr>
       </w:pPr>
-      <w:proofErr w:type="spellStart"/>
-      <w:r>
-        <w:t>Backend</w:t>
-      </w:r>
-      <w:proofErr w:type="spellEnd"/>
-      <w:r>
-        <w:t xml:space="preserve">: Node.js (Express) </w:t>
+      <w:r>
+        <w:t xml:space="preserve">Backend: Node.js (Express) </w:t>
       </w:r>
     </w:p>
     <w:p>
@@ -183,15 +135,7 @@
         </w:numPr>
       </w:pPr>
       <w:r>
-        <w:t xml:space="preserve">Mobile: </w:t>
-      </w:r>
-      <w:proofErr w:type="spellStart"/>
-      <w:r>
-        <w:t>React</w:t>
-      </w:r>
-      <w:proofErr w:type="spellEnd"/>
-      <w:r>
-        <w:t xml:space="preserve"> Native (Expo) </w:t>
+        <w:t xml:space="preserve">Mobile: React Native (Expo) </w:t>
       </w:r>
     </w:p>
     <w:p>
@@ -221,13 +165,8 @@
           <w:numId w:val="2"/>
         </w:numPr>
       </w:pPr>
-      <w:proofErr w:type="spellStart"/>
-      <w:r>
-        <w:t>Backend</w:t>
-      </w:r>
-      <w:proofErr w:type="spellEnd"/>
-      <w:r>
-        <w:t xml:space="preserve">: Node.js + Express </w:t>
+      <w:r>
+        <w:t xml:space="preserve">Backend: Node.js + Express </w:t>
       </w:r>
     </w:p>
     <w:p>
@@ -237,13 +176,8 @@
           <w:numId w:val="2"/>
         </w:numPr>
       </w:pPr>
-      <w:proofErr w:type="spellStart"/>
-      <w:r>
-        <w:t>Frontend</w:t>
-      </w:r>
-      <w:proofErr w:type="spellEnd"/>
-      <w:r>
-        <w:t xml:space="preserve">: PWA (HTML, JavaScript) </w:t>
+      <w:r>
+        <w:t xml:space="preserve">Frontend: PWA (HTML, JavaScript) </w:t>
       </w:r>
     </w:p>
     <w:p>
@@ -254,15 +188,7 @@
         </w:numPr>
       </w:pPr>
       <w:r>
-        <w:t xml:space="preserve">Mobile: </w:t>
-      </w:r>
-      <w:proofErr w:type="spellStart"/>
-      <w:r>
-        <w:t>React</w:t>
-      </w:r>
-      <w:proofErr w:type="spellEnd"/>
-      <w:r>
-        <w:t xml:space="preserve"> Native (Expo) </w:t>
+        <w:t xml:space="preserve">Mobile: React Native (Expo) </w:t>
       </w:r>
     </w:p>
     <w:p>
@@ -334,7 +260,6 @@
                 <w:bCs/>
               </w:rPr>
             </w:pPr>
-            <w:proofErr w:type="spellStart"/>
             <w:r>
               <w:rPr>
                 <w:b/>
@@ -342,7 +267,6 @@
               </w:rPr>
               <w:t>Endpoint</w:t>
             </w:r>
-            <w:proofErr w:type="spellEnd"/>
           </w:p>
         </w:tc>
         <w:tc>
@@ -403,23 +327,7 @@
                 <w:b/>
                 <w:bCs/>
               </w:rPr>
-              <w:t>/</w:t>
-            </w:r>
-            <w:proofErr w:type="spellStart"/>
-            <w:r>
-              <w:rPr>
-                <w:b/>
-                <w:bCs/>
-              </w:rPr>
-              <w:t>api</w:t>
-            </w:r>
-            <w:proofErr w:type="spellEnd"/>
-            <w:r>
-              <w:rPr>
-                <w:b/>
-                <w:bCs/>
-              </w:rPr>
-              <w:t>/login</w:t>
+              <w:t>/api/login</w:t>
             </w:r>
           </w:p>
         </w:tc>
@@ -481,33 +389,8 @@
                 <w:b/>
                 <w:bCs/>
               </w:rPr>
-              <w:t>/</w:t>
+              <w:t>/api/workouts</w:t>
             </w:r>
-            <w:proofErr w:type="spellStart"/>
-            <w:r>
-              <w:rPr>
-                <w:b/>
-                <w:bCs/>
-              </w:rPr>
-              <w:t>api</w:t>
-            </w:r>
-            <w:proofErr w:type="spellEnd"/>
-            <w:r>
-              <w:rPr>
-                <w:b/>
-                <w:bCs/>
-              </w:rPr>
-              <w:t>/</w:t>
-            </w:r>
-            <w:proofErr w:type="spellStart"/>
-            <w:r>
-              <w:rPr>
-                <w:b/>
-                <w:bCs/>
-              </w:rPr>
-              <w:t>workouts</w:t>
-            </w:r>
-            <w:proofErr w:type="spellEnd"/>
           </w:p>
         </w:tc>
         <w:tc>
@@ -568,33 +451,8 @@
                 <w:b/>
                 <w:bCs/>
               </w:rPr>
-              <w:t>/</w:t>
+              <w:t>/api/workouts</w:t>
             </w:r>
-            <w:proofErr w:type="spellStart"/>
-            <w:r>
-              <w:rPr>
-                <w:b/>
-                <w:bCs/>
-              </w:rPr>
-              <w:t>api</w:t>
-            </w:r>
-            <w:proofErr w:type="spellEnd"/>
-            <w:r>
-              <w:rPr>
-                <w:b/>
-                <w:bCs/>
-              </w:rPr>
-              <w:t>/</w:t>
-            </w:r>
-            <w:proofErr w:type="spellStart"/>
-            <w:r>
-              <w:rPr>
-                <w:b/>
-                <w:bCs/>
-              </w:rPr>
-              <w:t>workouts</w:t>
-            </w:r>
-            <w:proofErr w:type="spellEnd"/>
           </w:p>
         </w:tc>
         <w:tc>
@@ -655,39 +513,7 @@
                 <w:b/>
                 <w:bCs/>
               </w:rPr>
-              <w:t>/</w:t>
-            </w:r>
-            <w:proofErr w:type="spellStart"/>
-            <w:r>
-              <w:rPr>
-                <w:b/>
-                <w:bCs/>
-              </w:rPr>
-              <w:t>api</w:t>
-            </w:r>
-            <w:proofErr w:type="spellEnd"/>
-            <w:r>
-              <w:rPr>
-                <w:b/>
-                <w:bCs/>
-              </w:rPr>
-              <w:t>/</w:t>
-            </w:r>
-            <w:proofErr w:type="spellStart"/>
-            <w:r>
-              <w:rPr>
-                <w:b/>
-                <w:bCs/>
-              </w:rPr>
-              <w:t>workouts</w:t>
-            </w:r>
-            <w:proofErr w:type="spellEnd"/>
-            <w:r>
-              <w:rPr>
-                <w:b/>
-                <w:bCs/>
-              </w:rPr>
-              <w:t>/:id</w:t>
+              <w:t>/api/workouts/:id</w:t>
             </w:r>
           </w:p>
         </w:tc>
@@ -749,39 +575,7 @@
                 <w:b/>
                 <w:bCs/>
               </w:rPr>
-              <w:t>/</w:t>
-            </w:r>
-            <w:proofErr w:type="spellStart"/>
-            <w:r>
-              <w:rPr>
-                <w:b/>
-                <w:bCs/>
-              </w:rPr>
-              <w:t>api</w:t>
-            </w:r>
-            <w:proofErr w:type="spellEnd"/>
-            <w:r>
-              <w:rPr>
-                <w:b/>
-                <w:bCs/>
-              </w:rPr>
-              <w:t>/</w:t>
-            </w:r>
-            <w:proofErr w:type="spellStart"/>
-            <w:r>
-              <w:rPr>
-                <w:b/>
-                <w:bCs/>
-              </w:rPr>
-              <w:t>workouts</w:t>
-            </w:r>
-            <w:proofErr w:type="spellEnd"/>
-            <w:r>
-              <w:rPr>
-                <w:b/>
-                <w:bCs/>
-              </w:rPr>
-              <w:t>/:id</w:t>
+              <w:t>/api/workouts/:id</w:t>
             </w:r>
           </w:p>
         </w:tc>
@@ -850,15 +644,7 @@
         </w:numPr>
       </w:pPr>
       <w:r>
-        <w:t>proste komponenty (</w:t>
-      </w:r>
-      <w:proofErr w:type="spellStart"/>
-      <w:r>
-        <w:t>button</w:t>
-      </w:r>
-      <w:proofErr w:type="spellEnd"/>
-      <w:r>
-        <w:t xml:space="preserve">, lista) </w:t>
+        <w:t xml:space="preserve">proste komponenty (button, lista) </w:t>
       </w:r>
     </w:p>
     <w:p>
@@ -965,15 +751,7 @@
         </w:numPr>
       </w:pPr>
       <w:r>
-        <w:t>JWT (</w:t>
-      </w:r>
-      <w:proofErr w:type="spellStart"/>
-      <w:r>
-        <w:t>token</w:t>
-      </w:r>
-      <w:proofErr w:type="spellEnd"/>
-      <w:r>
-        <w:t xml:space="preserve"> autoryzacyjny) </w:t>
+        <w:t xml:space="preserve">JWT (token autoryzacyjny) </w:t>
       </w:r>
     </w:p>
     <w:p>
@@ -983,21 +761,8 @@
           <w:numId w:val="5"/>
         </w:numPr>
       </w:pPr>
-      <w:proofErr w:type="spellStart"/>
-      <w:r>
-        <w:t>middleware</w:t>
-      </w:r>
-      <w:proofErr w:type="spellEnd"/>
-      <w:r>
-        <w:t xml:space="preserve"> zabezpieczający </w:t>
-      </w:r>
-      <w:proofErr w:type="spellStart"/>
-      <w:r>
-        <w:t>endpointy</w:t>
-      </w:r>
-      <w:proofErr w:type="spellEnd"/>
-      <w:r>
-        <w:t xml:space="preserve"> </w:t>
+      <w:r>
+        <w:t xml:space="preserve">middleware zabezpieczający endpointy </w:t>
       </w:r>
     </w:p>
     <w:p>
@@ -1049,13 +814,8 @@
           <w:numId w:val="6"/>
         </w:numPr>
       </w:pPr>
-      <w:proofErr w:type="spellStart"/>
-      <w:r>
-        <w:t>Postman</w:t>
-      </w:r>
-      <w:proofErr w:type="spellEnd"/>
-      <w:r>
-        <w:t xml:space="preserve"> (API) </w:t>
+      <w:r>
+        <w:t xml:space="preserve">Postman (API) </w:t>
       </w:r>
     </w:p>
     <w:p>
@@ -1091,7 +851,6 @@
           <w:bCs/>
         </w:rPr>
       </w:pPr>
-      <w:proofErr w:type="spellStart"/>
       <w:r>
         <w:rPr>
           <w:b/>
@@ -1099,43 +858,18 @@
         </w:rPr>
         <w:t>Backend</w:t>
       </w:r>
-      <w:proofErr w:type="spellEnd"/>
-    </w:p>
-    <w:p>
-      <w:r>
-        <w:t xml:space="preserve">cd </w:t>
-      </w:r>
-      <w:proofErr w:type="spellStart"/>
-      <w:r>
-        <w:t>backend</w:t>
-      </w:r>
-      <w:proofErr w:type="spellEnd"/>
+    </w:p>
+    <w:p>
+      <w:r>
+        <w:t>cd backend</w:t>
+      </w:r>
       <w:r>
         <w:br/>
-      </w:r>
-      <w:proofErr w:type="spellStart"/>
-      <w:r>
-        <w:t>npm</w:t>
-      </w:r>
-      <w:proofErr w:type="spellEnd"/>
-      <w:r>
-        <w:t xml:space="preserve"> </w:t>
-      </w:r>
-      <w:proofErr w:type="spellStart"/>
-      <w:r>
-        <w:t>install</w:t>
-      </w:r>
-      <w:proofErr w:type="spellEnd"/>
+        <w:t>npm install</w:t>
+      </w:r>
       <w:r>
         <w:br/>
-      </w:r>
-      <w:proofErr w:type="spellStart"/>
-      <w:r>
-        <w:t>npm</w:t>
-      </w:r>
-      <w:proofErr w:type="spellEnd"/>
-      <w:r>
-        <w:t xml:space="preserve"> start</w:t>
+        <w:t>npm start</w:t>
       </w:r>
     </w:p>
     <w:p>
@@ -1164,19 +898,11 @@
           <w:lang w:val="en-US"/>
         </w:rPr>
       </w:pPr>
-      <w:proofErr w:type="spellStart"/>
       <w:r>
         <w:rPr>
           <w:lang w:val="en-US"/>
         </w:rPr>
-        <w:t>pwa</w:t>
-      </w:r>
-      <w:proofErr w:type="spellEnd"/>
-      <w:r>
-        <w:rPr>
-          <w:lang w:val="en-US"/>
-        </w:rPr>
-        <w:t>/index.html</w:t>
+        <w:t>pwa/index.html</w:t>
       </w:r>
     </w:p>
     <w:p>
@@ -1214,21 +940,7 @@
         <w:rPr>
           <w:lang w:val="en-US"/>
         </w:rPr>
-        <w:t xml:space="preserve">expo </w:t>
-      </w:r>
-      <w:proofErr w:type="spellStart"/>
-      <w:r>
-        <w:rPr>
-          <w:lang w:val="en-US"/>
-        </w:rPr>
-        <w:t>init</w:t>
-      </w:r>
-      <w:proofErr w:type="spellEnd"/>
-      <w:r>
-        <w:rPr>
-          <w:lang w:val="en-US"/>
-        </w:rPr>
-        <w:t xml:space="preserve"> app</w:t>
+        <w:t>expo init app</w:t>
       </w:r>
     </w:p>
     <w:p>
@@ -1275,15 +987,7 @@
         </w:numPr>
       </w:pPr>
       <w:r>
-        <w:t xml:space="preserve">obsługa </w:t>
-      </w:r>
-      <w:proofErr w:type="spellStart"/>
-      <w:r>
-        <w:t>tokenów</w:t>
-      </w:r>
-      <w:proofErr w:type="spellEnd"/>
-      <w:r>
-        <w:t xml:space="preserve"> JWT </w:t>
+        <w:t xml:space="preserve">obsługa tokenów JWT </w:t>
       </w:r>
     </w:p>
     <w:p>
@@ -1294,15 +998,7 @@
         </w:numPr>
       </w:pPr>
       <w:r>
-        <w:t xml:space="preserve">integracja mobile z </w:t>
-      </w:r>
-      <w:proofErr w:type="spellStart"/>
-      <w:r>
-        <w:t>backendem</w:t>
-      </w:r>
-      <w:proofErr w:type="spellEnd"/>
-      <w:r>
-        <w:t xml:space="preserve"> </w:t>
+        <w:t xml:space="preserve">integracja mobile z backendem </w:t>
       </w:r>
     </w:p>
     <w:p>
@@ -1328,23 +1024,7 @@
         </w:numPr>
       </w:pPr>
       <w:r>
-        <w:t>baza danych (</w:t>
-      </w:r>
-      <w:proofErr w:type="spellStart"/>
-      <w:r>
-        <w:t>PostgreSQL</w:t>
-      </w:r>
-      <w:proofErr w:type="spellEnd"/>
-      <w:r>
-        <w:t xml:space="preserve"> / </w:t>
-      </w:r>
-      <w:proofErr w:type="spellStart"/>
-      <w:r>
-        <w:t>MongoDB</w:t>
-      </w:r>
-      <w:proofErr w:type="spellEnd"/>
-      <w:r>
-        <w:t xml:space="preserve">) </w:t>
+        <w:t xml:space="preserve">baza danych (PostgreSQL / MongoDB) </w:t>
       </w:r>
     </w:p>
     <w:p>
@@ -1366,15 +1046,7 @@
         </w:numPr>
       </w:pPr>
       <w:r>
-        <w:t xml:space="preserve">powiadomienia </w:t>
-      </w:r>
-      <w:proofErr w:type="spellStart"/>
-      <w:r>
-        <w:t>push</w:t>
-      </w:r>
-      <w:proofErr w:type="spellEnd"/>
-      <w:r>
-        <w:t xml:space="preserve"> </w:t>
+        <w:t xml:space="preserve">powiadomienia push </w:t>
       </w:r>
     </w:p>
     <w:p>
@@ -1388,7 +1060,61 @@
         <w:t xml:space="preserve">lepszy UI </w:t>
       </w:r>
     </w:p>
-    <w:p/>
+    <w:p>
+      <w:r>
+        <w:rPr>
+          <w:noProof/>
+        </w:rPr>
+        <w:drawing>
+          <wp:inline distT="0" distB="0" distL="0" distR="0" wp14:anchorId="4C8E6962" wp14:editId="5088275E">
+            <wp:extent cx="5934075" cy="3162300"/>
+            <wp:effectExtent l="0" t="0" r="9525" b="0"/>
+            <wp:docPr id="959955055" name="Picture 1"/>
+            <wp:cNvGraphicFramePr>
+              <a:graphicFrameLocks xmlns:a="http://schemas.openxmlformats.org/drawingml/2006/main" noChangeAspect="1"/>
+            </wp:cNvGraphicFramePr>
+            <a:graphic xmlns:a="http://schemas.openxmlformats.org/drawingml/2006/main">
+              <a:graphicData uri="http://schemas.openxmlformats.org/drawingml/2006/picture">
+                <pic:pic xmlns:pic="http://schemas.openxmlformats.org/drawingml/2006/picture">
+                  <pic:nvPicPr>
+                    <pic:cNvPr id="0" name="Picture 1"/>
+                    <pic:cNvPicPr>
+                      <a:picLocks noChangeAspect="1" noChangeArrowheads="1"/>
+                    </pic:cNvPicPr>
+                  </pic:nvPicPr>
+                  <pic:blipFill>
+                    <a:blip r:embed="rId5" cstate="print">
+                      <a:extLst>
+                        <a:ext uri="{28A0092B-C50C-407E-A947-70E740481C1C}">
+                          <a14:useLocalDpi xmlns:a14="http://schemas.microsoft.com/office/drawing/2010/main" val="0"/>
+                        </a:ext>
+                      </a:extLst>
+                    </a:blip>
+                    <a:srcRect/>
+                    <a:stretch>
+                      <a:fillRect/>
+                    </a:stretch>
+                  </pic:blipFill>
+                  <pic:spPr bwMode="auto">
+                    <a:xfrm>
+                      <a:off x="0" y="0"/>
+                      <a:ext cx="5934075" cy="3162300"/>
+                    </a:xfrm>
+                    <a:prstGeom prst="rect">
+                      <a:avLst/>
+                    </a:prstGeom>
+                    <a:noFill/>
+                    <a:ln>
+                      <a:noFill/>
+                    </a:ln>
+                  </pic:spPr>
+                </pic:pic>
+              </a:graphicData>
+            </a:graphic>
+          </wp:inline>
+        </w:drawing>
+      </w:r>
+    </w:p>
     <w:sectPr>
       <w:pgSz w:w="12240" w:h="15840"/>
       <w:pgMar w:top="1440" w:right="1440" w:bottom="1440" w:left="1440" w:header="720" w:footer="720" w:gutter="0"/>
@@ -3222,6 +2948,7 @@
   <w:style w:type="character" w:default="1" w:styleId="DefaultParagraphFont">
     <w:name w:val="Default Paragraph Font"/>
     <w:uiPriority w:val="1"/>
+    <w:semiHidden/>
     <w:unhideWhenUsed/>
   </w:style>
   <w:style w:type="table" w:default="1" w:styleId="TableNormal">
